--- a/questions/2-1_Azure핵심아키텍처_2부 (37문제).docx
+++ b/questions/2-1_Azure핵심아키텍처_2부 (37문제).docx
@@ -149,13 +149,11 @@
           <w:b/>
           <w:color w:val="0000FF"/>
         </w:rPr>
-        <w:t xml:space="preserve">A. </w:t>
-      </w:r>
-      <w:r>
-        <w:t>아니오-예-예</w:t>
+        <w:t>A. 예-아니오-예</w:t>
         <w:br/>
         <w:t>121</w:t>
       </w:r>
+      <w:r/>
     </w:p>
     <w:p/>
     <w:p>
@@ -215,13 +213,11 @@
           <w:b/>
           <w:color w:val="0000FF"/>
         </w:rPr>
-        <w:t xml:space="preserve">A. </w:t>
-      </w:r>
-      <w:r>
-        <w:t>아니오-예-아니오</w:t>
+        <w:t>A. 예-예-아니오</w:t>
         <w:br/>
         <w:t>142</w:t>
       </w:r>
+      <w:r/>
     </w:p>
     <w:p/>
     <w:p>
@@ -314,13 +310,11 @@
           <w:b/>
           <w:color w:val="0000FF"/>
         </w:rPr>
-        <w:t xml:space="preserve">A. </w:t>
-      </w:r>
-      <w:r>
-        <w:t>아니오-예-예</w:t>
+        <w:t>A. 예-예-예</w:t>
         <w:br/>
         <w:t>154</w:t>
       </w:r>
+      <w:r/>
     </w:p>
     <w:p/>
     <w:p>
@@ -491,13 +485,11 @@
           <w:b/>
           <w:color w:val="0000FF"/>
         </w:rPr>
-        <w:t xml:space="preserve">A. </w:t>
-      </w:r>
-      <w:r>
-        <w:t>예 아니오 예</w:t>
+        <w:t>A. 아니오-아니오-예</w:t>
         <w:br/>
         <w:t>181</w:t>
       </w:r>
+      <w:r/>
     </w:p>
     <w:p/>
     <w:p>

--- a/questions/2-1_Azure핵심아키텍처_2부 (37문제).docx
+++ b/questions/2-1_Azure핵심아키텍처_2부 (37문제).docx
@@ -119,7 +119,7 @@
         <w:t xml:space="preserve">A. </w:t>
       </w:r>
       <w:r>
-        <w:t>아니오-예-아니오</w:t>
+        <w:t>아니오-아니오-예</w:t>
         <w:br/>
         <w:t>119</w:t>
       </w:r>
@@ -213,11 +213,13 @@
           <w:b/>
           <w:color w:val="0000FF"/>
         </w:rPr>
-        <w:t>A. 예-예-아니오</w:t>
+        <w:t xml:space="preserve">A. </w:t>
+      </w:r>
+      <w:r>
+        <w:t>예-예-예</w:t>
         <w:br/>
         <w:t>142</w:t>
       </w:r>
-      <w:r/>
     </w:p>
     <w:p/>
     <w:p>
@@ -310,11 +312,13 @@
           <w:b/>
           <w:color w:val="0000FF"/>
         </w:rPr>
-        <w:t>A. 예-예-예</w:t>
+        <w:t xml:space="preserve">A. </w:t>
+      </w:r>
+      <w:r>
+        <w:t>예-아니오-예</w:t>
         <w:br/>
         <w:t>154</w:t>
       </w:r>
-      <w:r/>
     </w:p>
     <w:p/>
     <w:p>

--- a/questions/2-1_Azure핵심아키텍처_2부 (37문제).docx
+++ b/questions/2-1_Azure핵심아키텍처_2부 (37문제).docx
@@ -12,7 +12,7 @@
     </w:p>
     <w:p>
       <w:r>
-        <w:t>총 15문제</w:t>
+        <w:t>총 14문제</w:t>
       </w:r>
     </w:p>
     <w:p/>
@@ -123,37 +123,6 @@
         <w:br/>
         <w:t>119</w:t>
       </w:r>
-    </w:p>
-    <w:p/>
-    <w:p>
-      <w:r>
-        <w:rPr>
-          <w:b/>
-          <w:color w:val="C00000"/>
-        </w:rPr>
-        <w:t xml:space="preserve">Q4. </w:t>
-      </w:r>
-      <w:r>
-        <w:t>121. 예 아니오 문제</w:t>
-        <w:br/>
-        <w:t>Azure Resource Manager 템플릿을 Azure Blueprint에 추가할 수 있습니다.</w:t>
-        <w:br/>
-        <w:t>리소스 그룹에 Azure Blueprint를 할당할 수 있습니다.</w:t>
-        <w:br/>
-        <w:t>Azure Blueprint를 사용하여 리소스에 사용 권한을 부여할 수 있습니다.</w:t>
-      </w:r>
-    </w:p>
-    <w:p>
-      <w:r>
-        <w:rPr>
-          <w:b/>
-          <w:color w:val="0000FF"/>
-        </w:rPr>
-        <w:t>A. 예-아니오-예</w:t>
-        <w:br/>
-        <w:t>121</w:t>
-      </w:r>
-      <w:r/>
     </w:p>
     <w:p/>
     <w:p>
